--- a/case study 2.docx
+++ b/case study 2.docx
@@ -370,6 +370,9 @@
     </w:p>
     <w:p>
       <w:r>
+        <w:rPr>
+          <w:noProof/>
+        </w:rPr>
         <w:drawing>
           <wp:inline distT="0" distB="0" distL="0" distR="0" wp14:anchorId="0F08264C" wp14:editId="26997322">
             <wp:extent cx="5486400" cy="2466975"/>
@@ -482,16 +485,13 @@
         </w:rPr>
         <w:t xml:space="preserve"> </w:t>
       </w:r>
-      <w:hyperlink r:id="rId8" w:history="1">
-        <w:r>
-          <w:rPr>
-            <w:rStyle w:val="Hyperlink"/>
-            <w:b/>
-            <w:bCs/>
-          </w:rPr>
-          <w:t>https://github.com/tanyasri1405/DSA---case-study-2.git</w:t>
-        </w:r>
-      </w:hyperlink>
+      <w:r>
+        <w:rPr>
+          <w:b/>
+          <w:bCs/>
+        </w:rPr>
+        <w:t>https://github.com/P-Shashe-Preetham/DSA-CASE-STUDIES.git</w:t>
+      </w:r>
     </w:p>
     <w:p>
       <w:pPr>

--- a/case study 2.docx
+++ b/case study 2.docx
@@ -247,7 +247,21 @@
         <w:rPr>
           <w:b/>
         </w:rPr>
-        <w:t>Case Study Topic: HDFC NetBanking Daily Spend Analysis using Fenwick Tree (Set 3 Q2)</w:t>
+        <w:t xml:space="preserve">Case Study Topic: HDFC </w:t>
+      </w:r>
+      <w:proofErr w:type="spellStart"/>
+      <w:r>
+        <w:rPr>
+          <w:b/>
+        </w:rPr>
+        <w:t>NetBanking</w:t>
+      </w:r>
+      <w:proofErr w:type="spellEnd"/>
+      <w:r>
+        <w:rPr>
+          <w:b/>
+        </w:rPr>
+        <w:t xml:space="preserve"> Daily Spend Analysis using Fenwick Tree (Set 3 Q2)</w:t>
       </w:r>
     </w:p>
     <w:p>
@@ -268,13 +282,54 @@
     </w:p>
     <w:p>
       <w:pPr>
-        <w:spacing w:after="0"/>
+        <w:rPr>
+          <w:b/>
+          <w:bCs/>
+          <w:lang w:val="en-IN"/>
+        </w:rPr>
       </w:pPr>
       <w:r>
-        <w:t>In this case study, we implemented a Fenwick Tree (Binary Indexed Tree) to analyze daily spending records efficiently. The structure was used to calculate prefix sums and range-sum queries without scanning the entire dataset. Daily transaction amounts were inserted into the BIT array, and spending between selected dates was computed. The calculated result was verified with manual computation. The implementation demonstrated how Fenwick Trees reduce query time to O(log n). This makes them suitable for banking and financial analytics applications.</w:t>
+        <w:rPr>
+          <w:b/>
+          <w:bCs/>
+          <w:lang w:val="en-IN"/>
+        </w:rPr>
+        <w:t xml:space="preserve">In this case study, a Fenwick Tree (Binary Indexed Tree - BIT) was implemented to efficiently </w:t>
       </w:r>
+      <w:proofErr w:type="spellStart"/>
       <w:r>
-        <w:t>.</w:t>
+        <w:rPr>
+          <w:b/>
+          <w:bCs/>
+          <w:lang w:val="en-IN"/>
+        </w:rPr>
+        <w:t>analyze</w:t>
+      </w:r>
+      <w:proofErr w:type="spellEnd"/>
+      <w:r>
+        <w:rPr>
+          <w:b/>
+          <w:bCs/>
+          <w:lang w:val="en-IN"/>
+        </w:rPr>
+        <w:t xml:space="preserve"> and manage daily spending records. The primary objective was to perform fast calculations of cumulative expenditures and spending within specific date ranges without repeatedly traversing the entire dataset. Daily transaction amounts were stored in the BIT structure, where each update operation efficiently modified the relevant nodes. Using the Fenwick Tree, prefix sums representing total spending up to a particular date were calculated, and range-sum queries were performed by combining prefix sum results.</w:t>
+      </w:r>
+    </w:p>
+    <w:p>
+      <w:pPr>
+        <w:rPr>
+          <w:b/>
+          <w:bCs/>
+          <w:lang w:val="en-IN"/>
+        </w:rPr>
+      </w:pPr>
+      <w:r>
+        <w:rPr>
+          <w:b/>
+          <w:bCs/>
+          <w:lang w:val="en-IN"/>
+        </w:rPr>
+        <w:t>To ensure accuracy, the outputs generated by the Fenwick Tree were compared with manually calculated totals, and the results matched successfully. The implementation demonstrated how the Fenwick Tree significantly improves performance by reducing both update and query operations from O(n) in a traditional array-based approach to O(log n). This efficiency makes Fenwick Trees highly suitable for real-time financial systems, banking applications, expense tracking platforms, and data analytics environments where frequent updates and rapid retrieval of cumulative financial information are required. The case study highlights the practical advantages of using advanced data structures to handle large volumes of transactional data efficiently and accurately.</w:t>
       </w:r>
     </w:p>
     <w:p>
@@ -334,6 +389,7 @@
         <w:spacing w:after="0"/>
       </w:pPr>
       <w:r>
+        <w:lastRenderedPageBreak/>
         <w:t>Executed range query from day 5 to day 12.</w:t>
       </w:r>
     </w:p>
@@ -364,7 +420,6 @@
     <w:p/>
     <w:p>
       <w:r>
-        <w:lastRenderedPageBreak/>
         <w:t>Result: Screenshots / Output</w:t>
       </w:r>
     </w:p>
@@ -1375,7 +1430,6 @@
   <w:style w:type="character" w:default="1" w:styleId="DefaultParagraphFont">
     <w:name w:val="Default Paragraph Font"/>
     <w:uiPriority w:val="1"/>
-    <w:semiHidden/>
     <w:unhideWhenUsed/>
   </w:style>
   <w:style w:type="table" w:default="1" w:styleId="TableNormal">

--- a/case study 2.docx
+++ b/case study 2.docx
@@ -329,8 +329,58 @@
           <w:bCs/>
           <w:lang w:val="en-IN"/>
         </w:rPr>
-        <w:t>To ensure accuracy, the outputs generated by the Fenwick Tree were compared with manually calculated totals, and the results matched successfully. The implementation demonstrated how the Fenwick Tree significantly improves performance by reducing both update and query operations from O(n) in a traditional array-based approach to O(log n). This efficiency makes Fenwick Trees highly suitable for real-time financial systems, banking applications, expense tracking platforms, and data analytics environments where frequent updates and rapid retrieval of cumulative financial information are required. The case study highlights the practical advantages of using advanced data structures to handle large volumes of transactional data efficiently and accurately.</w:t>
+        <w:t xml:space="preserve">To ensure accuracy, the outputs generated by the Fenwick Tree were compared with manually calculated totals, and the results matched successfully. The implementation demonstrated how the Fenwick Tree significantly improves performance by reducing both update and query operations from O(n) in a traditional array-based approach to </w:t>
       </w:r>
+      <w:proofErr w:type="gramStart"/>
+      <w:r>
+        <w:rPr>
+          <w:b/>
+          <w:bCs/>
+          <w:lang w:val="en-IN"/>
+        </w:rPr>
+        <w:t>O(</w:t>
+      </w:r>
+      <w:proofErr w:type="gramEnd"/>
+      <w:r>
+        <w:rPr>
+          <w:b/>
+          <w:bCs/>
+          <w:lang w:val="en-IN"/>
+        </w:rPr>
+        <w:t>log n). This efficiency makes Fenwick Trees highly suitable for real-time financial systems, banking applications, expense tracking platforms, and data analytics environments where frequent updates and rapid retrieval of cumulative financial information are required. The case study highlights the practical advantages of using advanced data structures to handle large volumes of transactional data efficiently and accurately.</w:t>
+      </w:r>
+    </w:p>
+    <w:p>
+      <w:pPr>
+        <w:rPr>
+          <w:b/>
+          <w:bCs/>
+        </w:rPr>
+      </w:pPr>
+    </w:p>
+    <w:p>
+      <w:pPr>
+        <w:rPr>
+          <w:b/>
+          <w:bCs/>
+        </w:rPr>
+      </w:pPr>
+    </w:p>
+    <w:p>
+      <w:pPr>
+        <w:rPr>
+          <w:b/>
+          <w:bCs/>
+        </w:rPr>
+      </w:pPr>
+    </w:p>
+    <w:p>
+      <w:pPr>
+        <w:rPr>
+          <w:b/>
+          <w:bCs/>
+        </w:rPr>
+      </w:pPr>
     </w:p>
     <w:p>
       <w:pPr>
@@ -389,7 +439,6 @@
         <w:spacing w:after="0"/>
       </w:pPr>
       <w:r>
-        <w:lastRenderedPageBreak/>
         <w:t>Executed range query from day 5 to day 12.</w:t>
       </w:r>
     </w:p>
@@ -412,11 +461,6 @@
         <w:spacing w:after="0"/>
       </w:pPr>
     </w:p>
-    <w:p/>
-    <w:p/>
-    <w:p/>
-    <w:p/>
-    <w:p/>
     <w:p/>
     <w:p>
       <w:r>
@@ -470,15 +514,39 @@
         <w:spacing w:after="0"/>
       </w:pPr>
       <w:r>
-        <w:t>Prefix Sum(12) = 12050</w:t>
+        <w:t xml:space="preserve">Prefix </w:t>
+      </w:r>
+      <w:proofErr w:type="gramStart"/>
+      <w:r>
+        <w:t>Sum(</w:t>
+      </w:r>
+      <w:proofErr w:type="gramEnd"/>
+      <w:r>
+        <w:t>12) = 12050</w:t>
       </w:r>
       <w:r>
         <w:br/>
-        <w:t>Prefix Sum(4) = 4400</w:t>
+        <w:t xml:space="preserve">Prefix </w:t>
+      </w:r>
+      <w:proofErr w:type="gramStart"/>
+      <w:r>
+        <w:t>Sum(</w:t>
+      </w:r>
+      <w:proofErr w:type="gramEnd"/>
+      <w:r>
+        <w:t>4) = 4400</w:t>
       </w:r>
       <w:r>
         <w:br/>
-        <w:t>Range Sum(5,12) = ₹7650</w:t>
+        <w:t xml:space="preserve">Range </w:t>
+      </w:r>
+      <w:proofErr w:type="gramStart"/>
+      <w:r>
+        <w:t>Sum(</w:t>
+      </w:r>
+      <w:proofErr w:type="gramEnd"/>
+      <w:r>
+        <w:t>5,12) = ₹7650</w:t>
       </w:r>
     </w:p>
     <w:p>
@@ -486,7 +554,23 @@
         <w:spacing w:after="0"/>
       </w:pPr>
       <w:r>
-        <w:t>Update Operation : O(log n)</w:t>
+        <w:t xml:space="preserve">Update </w:t>
+      </w:r>
+      <w:proofErr w:type="gramStart"/>
+      <w:r>
+        <w:t>Operation :</w:t>
+      </w:r>
+      <w:proofErr w:type="gramEnd"/>
+      <w:r>
+        <w:t xml:space="preserve"> </w:t>
+      </w:r>
+      <w:proofErr w:type="gramStart"/>
+      <w:r>
+        <w:t>O(</w:t>
+      </w:r>
+      <w:proofErr w:type="gramEnd"/>
+      <w:r>
+        <w:t>log n)</w:t>
       </w:r>
     </w:p>
     <w:p>
@@ -494,7 +578,23 @@
         <w:spacing w:after="0"/>
       </w:pPr>
       <w:r>
-        <w:t>Prefix Sum Query : O(log n)</w:t>
+        <w:t xml:space="preserve">Prefix Sum </w:t>
+      </w:r>
+      <w:proofErr w:type="gramStart"/>
+      <w:r>
+        <w:t>Query :</w:t>
+      </w:r>
+      <w:proofErr w:type="gramEnd"/>
+      <w:r>
+        <w:t xml:space="preserve"> </w:t>
+      </w:r>
+      <w:proofErr w:type="gramStart"/>
+      <w:r>
+        <w:t>O(</w:t>
+      </w:r>
+      <w:proofErr w:type="gramEnd"/>
+      <w:r>
+        <w:t>log n)</w:t>
       </w:r>
     </w:p>
     <w:p>
@@ -502,7 +602,23 @@
         <w:spacing w:after="0"/>
       </w:pPr>
       <w:r>
-        <w:t>Range Sum Query  : O(log n)</w:t>
+        <w:t xml:space="preserve">Range Sum </w:t>
+      </w:r>
+      <w:proofErr w:type="gramStart"/>
+      <w:r>
+        <w:t>Query  :</w:t>
+      </w:r>
+      <w:proofErr w:type="gramEnd"/>
+      <w:r>
+        <w:t xml:space="preserve"> </w:t>
+      </w:r>
+      <w:proofErr w:type="gramStart"/>
+      <w:r>
+        <w:t>O(</w:t>
+      </w:r>
+      <w:proofErr w:type="gramEnd"/>
+      <w:r>
+        <w:t>log n)</w:t>
       </w:r>
     </w:p>
     <w:p>
@@ -510,7 +626,15 @@
         <w:spacing w:after="0"/>
       </w:pPr>
       <w:r>
-        <w:t>Space Complexity : O(n)</w:t>
+        <w:t xml:space="preserve">Space </w:t>
+      </w:r>
+      <w:proofErr w:type="gramStart"/>
+      <w:r>
+        <w:t>Complexity :</w:t>
+      </w:r>
+      <w:proofErr w:type="gramEnd"/>
+      <w:r>
+        <w:t xml:space="preserve"> O(n)</w:t>
       </w:r>
     </w:p>
     <w:p>
@@ -531,7 +655,23 @@
           <w:b/>
           <w:bCs/>
         </w:rPr>
-        <w:t xml:space="preserve">GITHUB LINK : </w:t>
+        <w:t xml:space="preserve">GITHUB </w:t>
+      </w:r>
+      <w:proofErr w:type="gramStart"/>
+      <w:r>
+        <w:rPr>
+          <w:b/>
+          <w:bCs/>
+        </w:rPr>
+        <w:t>LINK :</w:t>
+      </w:r>
+      <w:proofErr w:type="gramEnd"/>
+      <w:r>
+        <w:rPr>
+          <w:b/>
+          <w:bCs/>
+        </w:rPr>
+        <w:t xml:space="preserve"> </w:t>
       </w:r>
       <w:r>
         <w:rPr>
